--- a/docs/Project_Plan_Meiti_Shangcheng.docx
+++ b/docs/Project_Plan_Meiti_Shangcheng.docx
@@ -1,6 +1,6 @@
 
 <file path=word/document.xml><?xml version="1.0" encoding="utf-8"?>
-<w:document xmlns:wpc="http://schemas.microsoft.com/office/word/2010/wordprocessingCanvas" xmlns:cx="http://schemas.microsoft.com/office/drawing/2014/chartex" xmlns:cx1="http://schemas.microsoft.com/office/drawing/2015/9/8/chartex" xmlns:cx2="http://schemas.microsoft.com/office/drawing/2015/10/21/chartex" xmlns:cx3="http://schemas.microsoft.com/office/drawing/2016/5/9/chartex" xmlns:cx4="http://schemas.microsoft.com/office/drawing/2016/5/10/chartex" xmlns:cx5="http://schemas.microsoft.com/office/drawing/2016/5/11/chartex" xmlns:cx6="http://schemas.microsoft.com/office/drawing/2016/5/12/chartex" xmlns:cx7="http://schemas.microsoft.com/office/drawing/2016/5/13/chartex" xmlns:cx8="http://schemas.microsoft.com/office/drawing/2016/5/14/chartex" xmlns:mc="http://schemas.openxmlformats.org/markup-compatibility/2006" xmlns:o="urn:schemas-microsoft-com:office:office" xmlns:r="http://schemas.openxmlformats.org/officeDocument/2006/relationships" xmlns:m="http://schemas.openxmlformats.org/officeDocument/2006/math" xmlns:v="urn:schemas-microsoft-com:vml" xmlns:wp14="http://schemas.microsoft.com/office/word/2010/wordprocessingDrawing" xmlns:wp="http://schemas.openxmlformats.org/drawingml/2006/wordprocessingDrawing" xmlns:w="http://schemas.openxmlformats.org/wordprocessingml/2006/main" xmlns:w14="http://schemas.microsoft.com/office/word/2010/wordml" xmlns:w10="urn:schemas-microsoft-com:office:word" xmlns:w15="http://schemas.microsoft.com/office/word/2012/wordml" xmlns:wpg="http://schemas.microsoft.com/office/word/2010/wordprocessingGroup" xmlns:wpi="http://schemas.microsoft.com/office/word/2010/wordprocessingInk" xmlns:wne="http://schemas.microsoft.com/office/word/2006/wordml" xmlns:wps="http://schemas.microsoft.com/office/word/2010/wordprocessingShape" xmlns:wpsCustomData="http://www.wps.cn/officeDocument/2013/wpsCustomData" mc:Ignorable="w14 w15 wp14">
+<w:document xmlns:wpc="http://schemas.microsoft.com/office/word/2010/wordprocessingCanvas" xmlns:mc="http://schemas.openxmlformats.org/markup-compatibility/2006" xmlns:o="urn:schemas-microsoft-com:office:office" xmlns:r="http://schemas.openxmlformats.org/officeDocument/2006/relationships" xmlns:m="http://schemas.openxmlformats.org/officeDocument/2006/math" xmlns:v="urn:schemas-microsoft-com:vml" xmlns:wp14="http://schemas.microsoft.com/office/word/2010/wordprocessingDrawing" xmlns:wp="http://schemas.openxmlformats.org/drawingml/2006/wordprocessingDrawing" xmlns:w="http://schemas.openxmlformats.org/wordprocessingml/2006/main" xmlns:w14="http://schemas.microsoft.com/office/word/2010/wordml" xmlns:w10="urn:schemas-microsoft-com:office:word" xmlns:w15="http://schemas.microsoft.com/office/word/2012/wordml" xmlns:wpg="http://schemas.microsoft.com/office/word/2010/wordprocessingGroup" xmlns:wpi="http://schemas.microsoft.com/office/word/2010/wordprocessingInk" xmlns:wne="http://schemas.microsoft.com/office/word/2006/wordml" xmlns:wps="http://schemas.microsoft.com/office/word/2010/wordprocessingShape" xmlns:wpsCustomData="http://www.wps.cn/officeDocument/2013/wpsCustomData" mc:Ignorable="w14 w15 wp14">
   <w:body>
     <w:sdt>
       <w:sdtPr>
@@ -31,7 +31,7 @@
             </w:tblCellMar>
           </w:tblPr>
           <w:tblGrid>
-            <w:gridCol w:w="7246"/>
+            <w:gridCol w:w="7442"/>
           </w:tblGrid>
           <w:tr>
             <w:tblPrEx>
@@ -43,12 +43,6 @@
                 <w:insideH w:val="none" w:color="auto" w:sz="0" w:space="0"/>
                 <w:insideV w:val="none" w:color="auto" w:sz="0" w:space="0"/>
               </w:tblBorders>
-              <w:tblCellMar>
-                <w:top w:w="0" w:type="dxa"/>
-                <w:left w:w="144" w:type="dxa"/>
-                <w:bottom w:w="0" w:type="dxa"/>
-                <w:right w:w="115" w:type="dxa"/>
-              </w:tblCellMar>
             </w:tblPrEx>
             <w:sdt>
               <w:sdtPr>
@@ -256,7 +250,7 @@
             </w:tblCellMar>
           </w:tblPr>
           <w:tblGrid>
-            <w:gridCol w:w="6998"/>
+            <w:gridCol w:w="7176"/>
           </w:tblGrid>
           <w:tr>
             <w:tblPrEx>
@@ -2200,8 +2194,18 @@
             <w:tcW w:w="3000" w:type="dxa"/>
           </w:tcPr>
           <w:p>
-            <w:r>
-              <w:t>2023xxxx01</w:t>
+            <w:pPr>
+              <w:rPr>
+                <w:rFonts w:hint="default" w:eastAsia="宋体"/>
+                <w:lang w:val="en-US" w:eastAsia="zh-CN"/>
+              </w:rPr>
+            </w:pPr>
+            <w:r>
+              <w:rPr>
+                <w:rFonts w:hint="eastAsia" w:eastAsia="宋体"/>
+                <w:lang w:val="en-US" w:eastAsia="zh-CN"/>
+              </w:rPr>
+              <w:t>542512320327</w:t>
             </w:r>
           </w:p>
         </w:tc>
@@ -2271,8 +2275,6 @@
               </w:rPr>
               <w:t>542512320402</w:t>
             </w:r>
-            <w:bookmarkStart w:id="13" w:name="_GoBack"/>
-            <w:bookmarkEnd w:id="13"/>
           </w:p>
         </w:tc>
         <w:tc>
@@ -2327,8 +2329,18 @@
             <w:tcW w:w="3000" w:type="dxa"/>
           </w:tcPr>
           <w:p>
-            <w:r>
-              <w:t>2023xxxx03</w:t>
+            <w:pPr>
+              <w:rPr>
+                <w:rFonts w:hint="default" w:eastAsia="宋体"/>
+                <w:lang w:val="en-US" w:eastAsia="zh-CN"/>
+              </w:rPr>
+            </w:pPr>
+            <w:r>
+              <w:rPr>
+                <w:rFonts w:hint="eastAsia" w:eastAsia="宋体"/>
+                <w:lang w:val="en-US" w:eastAsia="zh-CN"/>
+              </w:rPr>
+              <w:t>542512320328</w:t>
             </w:r>
           </w:p>
         </w:tc>
@@ -2384,8 +2396,18 @@
             <w:tcW w:w="3000" w:type="dxa"/>
           </w:tcPr>
           <w:p>
-            <w:r>
-              <w:t>2023xxxx04</w:t>
+            <w:pPr>
+              <w:rPr>
+                <w:rFonts w:hint="default" w:eastAsia="宋体"/>
+                <w:lang w:val="en-US" w:eastAsia="zh-CN"/>
+              </w:rPr>
+            </w:pPr>
+            <w:r>
+              <w:rPr>
+                <w:rFonts w:hint="eastAsia" w:eastAsia="宋体"/>
+                <w:lang w:val="en-US" w:eastAsia="zh-CN"/>
+              </w:rPr>
+              <w:t>542512320403</w:t>
             </w:r>
           </w:p>
         </w:tc>
@@ -2441,9 +2463,21 @@
             <w:tcW w:w="3000" w:type="dxa"/>
           </w:tcPr>
           <w:p>
-            <w:r>
-              <w:t>2023xxxx05</w:t>
-            </w:r>
+            <w:pPr>
+              <w:rPr>
+                <w:rFonts w:hint="default" w:eastAsia="宋体"/>
+                <w:lang w:val="en-US" w:eastAsia="zh-CN"/>
+              </w:rPr>
+            </w:pPr>
+            <w:r>
+              <w:rPr>
+                <w:rFonts w:hint="eastAsia" w:eastAsia="宋体"/>
+                <w:lang w:val="en-US" w:eastAsia="zh-CN"/>
+              </w:rPr>
+              <w:t>542512320329</w:t>
+            </w:r>
+            <w:bookmarkStart w:id="13" w:name="_GoBack"/>
+            <w:bookmarkEnd w:id="13"/>
           </w:p>
         </w:tc>
         <w:tc>
@@ -2942,7 +2976,7 @@
         <w:rPr>
           <w:b w:val="0"/>
         </w:rPr>
-        <w:t>– A working Windows desktop application “Employee Management System” with which the administration can add, remove, search, view and update employees, assign work shifts (Morning, Afternoon, Evening) to employees, and view shifts per person and for the entire store, including basic employee statistics for management.</w:t>
+        <w:t>– A working web application “Employee Management System” with which the administration can add, remove, search, view and update employees, assign work shifts (Morning, Afternoon, Evening) to employees, and view shifts per person and for the entire store, including basic employee statistics for management.</w:t>
       </w:r>
     </w:p>
     <w:p>
@@ -3050,7 +3084,7 @@
         <w:rPr>
           <w:b w:val="0"/>
         </w:rPr>
-        <w:t>– Department management (assigning employees to departments).</w:t>
+        <w:t>– Department management (a module to create and manage departments).</w:t>
       </w:r>
     </w:p>
     <w:p>
@@ -3073,17 +3107,6 @@
           <w:b w:val="0"/>
         </w:rPr>
         <w:t>– Product stock management and viewing shelf restock requests; the client sees this as a possible later addition, not as part of this version.</w:t>
-      </w:r>
-    </w:p>
-    <w:p>
-      <w:pPr>
-        <w:pStyle w:val="29"/>
-      </w:pPr>
-      <w:r>
-        <w:rPr>
-          <w:b w:val="0"/>
-        </w:rPr>
-        <w:t>– A website for employees to log in, adjust personal information and view their work shifts.</w:t>
       </w:r>
     </w:p>
     <w:p>
@@ -3191,7 +3214,19 @@
         <w:rPr>
           <w:b w:val="0"/>
         </w:rPr>
-        <w:t>Technology: the application is built as a Windows desktop application in C# (.NET, Windows Forms) with a MySQL database, matching the team's earlier coursework; development takes place in Visual Studio (Community edition).</w:t>
+        <w:t>Technology: the application is built as a web application in Python (Flask) with a MySQL database, matching the team's earlier coursework; development takes place in PyCharm.</w:t>
+      </w:r>
+      <w:r>
+        <w:rPr>
+          <w:rFonts w:hint="eastAsia" w:eastAsia="宋体"/>
+          <w:b w:val="0"/>
+          <w:lang w:val="en-US" w:eastAsia="zh-CN"/>
+        </w:rPr>
+      </w:r>
+      <w:r>
+        <w:rPr>
+          <w:b w:val="0"/>
+        </w:rPr>
       </w:r>
     </w:p>
     <w:p>
@@ -5235,7 +5270,7 @@
     <w:lsdException w:qFormat="1" w:unhideWhenUsed="0" w:uiPriority="10" w:semiHidden="0" w:name="Title"/>
     <w:lsdException w:uiPriority="99" w:name="Closing"/>
     <w:lsdException w:uiPriority="99" w:name="Signature"/>
-    <w:lsdException w:uiPriority="1" w:name="Default Paragraph Font"/>
+    <w:lsdException w:qFormat="1" w:uiPriority="1" w:name="Default Paragraph Font"/>
     <w:lsdException w:uiPriority="99" w:name="Body Text"/>
     <w:lsdException w:uiPriority="99" w:name="Body Text Indent"/>
     <w:lsdException w:uiPriority="99" w:name="List Continue"/>
@@ -5262,7 +5297,7 @@
     <w:lsdException w:uiPriority="99" w:name="Document Map"/>
     <w:lsdException w:uiPriority="99" w:name="Plain Text"/>
     <w:lsdException w:uiPriority="99" w:name="E-mail Signature"/>
-    <w:lsdException w:uiPriority="99" w:name="Normal (Web)"/>
+    <w:lsdException w:qFormat="1" w:uiPriority="99" w:name="Normal (Web)"/>
     <w:lsdException w:uiPriority="99" w:name="HTML Acronym"/>
     <w:lsdException w:uiPriority="99" w:name="HTML Address"/>
     <w:lsdException w:uiPriority="99" w:name="HTML Cite"/>
@@ -5684,6 +5719,7 @@
     <w:name w:val="Default Paragraph Font"/>
     <w:semiHidden/>
     <w:unhideWhenUsed/>
+    <w:qFormat/>
     <w:uiPriority w:val="1"/>
   </w:style>
   <w:style w:type="table" w:default="1" w:styleId="17">
@@ -5776,6 +5812,7 @@
     <w:basedOn w:val="1"/>
     <w:semiHidden/>
     <w:unhideWhenUsed/>
+    <w:qFormat/>
     <w:uiPriority w:val="99"/>
     <w:pPr>
       <w:spacing w:beforeAutospacing="1" w:after="0" w:afterAutospacing="1"/>
@@ -6053,7 +6090,7 @@
 </file>
 
 <file path=word/glossary/document.xml><?xml version="1.0" encoding="utf-8"?>
-<w:glossaryDocument xmlns:wpc="http://schemas.microsoft.com/office/word/2010/wordprocessingCanvas" xmlns:cx="http://schemas.microsoft.com/office/drawing/2014/chartex" xmlns:cx1="http://schemas.microsoft.com/office/drawing/2015/9/8/chartex" xmlns:cx2="http://schemas.microsoft.com/office/drawing/2015/10/21/chartex" xmlns:cx3="http://schemas.microsoft.com/office/drawing/2016/5/9/chartex" xmlns:cx4="http://schemas.microsoft.com/office/drawing/2016/5/10/chartex" xmlns:cx5="http://schemas.microsoft.com/office/drawing/2016/5/11/chartex" xmlns:cx6="http://schemas.microsoft.com/office/drawing/2016/5/12/chartex" xmlns:cx7="http://schemas.microsoft.com/office/drawing/2016/5/13/chartex" xmlns:cx8="http://schemas.microsoft.com/office/drawing/2016/5/14/chartex" xmlns:mc="http://schemas.openxmlformats.org/markup-compatibility/2006" xmlns:o="urn:schemas-microsoft-com:office:office" xmlns:r="http://schemas.openxmlformats.org/officeDocument/2006/relationships" xmlns:m="http://schemas.openxmlformats.org/officeDocument/2006/math" xmlns:v="urn:schemas-microsoft-com:vml" xmlns:wp14="http://schemas.microsoft.com/office/word/2010/wordprocessingDrawing" xmlns:wp="http://schemas.openxmlformats.org/drawingml/2006/wordprocessingDrawing" xmlns:w="http://schemas.openxmlformats.org/wordprocessingml/2006/main" xmlns:w14="http://schemas.microsoft.com/office/word/2010/wordml" xmlns:w10="urn:schemas-microsoft-com:office:word" xmlns:w15="http://schemas.microsoft.com/office/word/2012/wordml" xmlns:wpg="http://schemas.microsoft.com/office/word/2010/wordprocessingGroup" xmlns:wpi="http://schemas.microsoft.com/office/word/2010/wordprocessingInk" xmlns:wne="http://schemas.microsoft.com/office/word/2006/wordml" xmlns:wps="http://schemas.microsoft.com/office/word/2010/wordprocessingShape" xmlns:wpsCustomData="http://www.wps.cn/officeDocument/2013/wpsCustomData" mc:Ignorable="w14 w15 wp14">
+<w:glossaryDocument xmlns:wpc="http://schemas.microsoft.com/office/word/2010/wordprocessingCanvas" xmlns:mc="http://schemas.openxmlformats.org/markup-compatibility/2006" xmlns:o="urn:schemas-microsoft-com:office:office" xmlns:r="http://schemas.openxmlformats.org/officeDocument/2006/relationships" xmlns:m="http://schemas.openxmlformats.org/officeDocument/2006/math" xmlns:v="urn:schemas-microsoft-com:vml" xmlns:wp14="http://schemas.microsoft.com/office/word/2010/wordprocessingDrawing" xmlns:wp="http://schemas.openxmlformats.org/drawingml/2006/wordprocessingDrawing" xmlns:w="http://schemas.openxmlformats.org/wordprocessingml/2006/main" xmlns:w14="http://schemas.microsoft.com/office/word/2010/wordml" xmlns:w10="urn:schemas-microsoft-com:office:word" xmlns:w15="http://schemas.microsoft.com/office/word/2012/wordml" xmlns:wpg="http://schemas.microsoft.com/office/word/2010/wordprocessingGroup" xmlns:wpi="http://schemas.microsoft.com/office/word/2010/wordprocessingInk" xmlns:wne="http://schemas.microsoft.com/office/word/2006/wordml" xmlns:wps="http://schemas.microsoft.com/office/word/2010/wordprocessingShape" xmlns:wpsCustomData="http://www.wps.cn/officeDocument/2013/wpsCustomData" mc:Ignorable="w14 w15 wp14">
   <w:docParts>
     <w:docPart>
       <w:docPartPr>
@@ -6245,7 +6282,7 @@
     <w:charset w:val="00"/>
     <w:family w:val="swiss"/>
     <w:pitch w:val="default"/>
-    <w:sig w:usb0="E4002EFF" w:usb1="C200247B" w:usb2="00000009" w:usb3="00000000" w:csb0="200001FF" w:csb1="00000000"/>
+    <w:sig w:usb0="E4002EFF" w:usb1="C000247B" w:usb2="00000009" w:usb3="00000000" w:csb0="200001FF" w:csb1="00000000"/>
   </w:font>
   <w:font w:name="Vrinda">
     <w:altName w:val="Courier New"/>
@@ -6255,19 +6292,12 @@
     <w:pitch w:val="default"/>
     <w:sig w:usb0="00000000" w:usb1="00000000" w:usb2="00000000" w:usb3="00000000" w:csb0="00000001" w:csb1="00000000"/>
   </w:font>
-  <w:font w:name="Courier New">
-    <w:panose1 w:val="02070309020205020404"/>
-    <w:charset w:val="00"/>
-    <w:family w:val="auto"/>
-    <w:pitch w:val="default"/>
-    <w:sig w:usb0="E0002EFF" w:usb1="C0007843" w:usb2="00000009" w:usb3="00000000" w:csb0="400001FF" w:csb1="FFFF0000"/>
-  </w:font>
   <w:font w:name="Calibri Light">
     <w:panose1 w:val="020F0302020204030204"/>
     <w:charset w:val="00"/>
     <w:family w:val="swiss"/>
     <w:pitch w:val="default"/>
-    <w:sig w:usb0="E4002EFF" w:usb1="C200247B" w:usb2="00000009" w:usb3="00000000" w:csb0="200001FF" w:csb1="00000000"/>
+    <w:sig w:usb0="E4002EFF" w:usb1="C000247B" w:usb2="00000009" w:usb3="00000000" w:csb0="200001FF" w:csb1="00000000"/>
   </w:font>
 </w:fonts>
 </file>
@@ -6365,8 +6395,8 @@
   </w:docDefaults>
   <w:latentStyles w:count="260" w:defQFormat="0" w:defUnhideWhenUsed="1" w:defSemiHidden="1" w:defUIPriority="99" w:defLockedState="0">
     <w:lsdException w:qFormat="1" w:unhideWhenUsed="0" w:uiPriority="0" w:semiHidden="0" w:name="Normal"/>
-    <w:lsdException w:uiPriority="1" w:name="Default Paragraph Font"/>
-    <w:lsdException w:uiPriority="99" w:name="Normal Table"/>
+    <w:lsdException w:qFormat="1" w:uiPriority="1" w:name="Default Paragraph Font"/>
+    <w:lsdException w:qFormat="1" w:uiPriority="99" w:name="Normal Table"/>
   </w:latentStyles>
   <w:style w:type="paragraph" w:default="1" w:styleId="1">
     <w:name w:val="Normal"/>
@@ -6386,12 +6416,14 @@
     <w:name w:val="Default Paragraph Font"/>
     <w:semiHidden/>
     <w:unhideWhenUsed/>
+    <w:qFormat/>
     <w:uiPriority w:val="1"/>
   </w:style>
   <w:style w:type="table" w:default="1" w:styleId="3">
     <w:name w:val="Normal Table"/>
     <w:semiHidden/>
     <w:unhideWhenUsed/>
+    <w:qFormat/>
     <w:uiPriority w:val="99"/>
     <w:tblPr>
       <w:tblCellMar>
@@ -6432,6 +6464,7 @@
   </w:style>
   <w:style w:type="paragraph" w:customStyle="1" w:styleId="6">
     <w:name w:val="ACB68EB203624181AF78251CB743985B"/>
+    <w:qFormat/>
     <w:uiPriority w:val="0"/>
     <w:pPr>
       <w:spacing w:after="160" w:line="259" w:lineRule="auto"/>
@@ -6702,16 +6735,25 @@
 </file>
 
 <file path=customXml/item1.xml><?xml version="1.0" encoding="utf-8"?>
-<b:Sources xmlns:b="http://schemas.openxmlformats.org/officeDocument/2006/bibliography" xmlns="http://schemas.openxmlformats.org/officeDocument/2006/bibliography" SelectedStyle="\APASixthEditionOfficeOnline.xsl" StyleName="APA" Version="6"/>
-</file>
-
-<file path=customXml/item2.xml><?xml version="1.0" encoding="utf-8"?>
 <p:properties xmlns:p="http://schemas.microsoft.com/office/2006/metadata/properties" xmlns:xsi="http://www.w3.org/2001/XMLSchema-instance" xmlns:pc="http://schemas.microsoft.com/office/infopath/2007/PartnerControls">
   <documentManagement/>
 </p:properties>
 </file>
 
+<file path=customXml/item2.xml><?xml version="1.0" encoding="utf-8"?>
+<b:Sources xmlns:b="http://schemas.openxmlformats.org/officeDocument/2006/bibliography" xmlns="http://schemas.openxmlformats.org/officeDocument/2006/bibliography" SelectedStyle="\APASixthEditionOfficeOnline.xsl" StyleName="APA" Version="6"/>
+</file>
+
 <file path=customXml/item3.xml><?xml version="1.0" encoding="utf-8"?>
+<?mso-contentType ?>
+<FormTemplates xmlns="http://schemas.microsoft.com/sharepoint/v3/contenttype/forms">
+  <Display>DocumentLibraryForm</Display>
+  <Edit>DocumentLibraryForm</Edit>
+  <New>DocumentLibraryForm</New>
+</FormTemplates>
+</file>
+
+<file path=customXml/item4.xml><?xml version="1.0" encoding="utf-8"?>
 <ct:contentTypeSchema xmlns:ct="http://schemas.microsoft.com/office/2006/metadata/contentType" xmlns:ma="http://schemas.microsoft.com/office/2006/metadata/properties/metaAttributes" ct:_="" ma:_="" ma:contentTypeName="Document" ma:contentTypeID="0x010100A53A5291D235674BA41FCCC5C7BF9225" ma:contentTypeVersion="13" ma:contentTypeDescription="Een nieuw document maken." ma:contentTypeScope="" ma:versionID="782c2d1d3fd6000ba607ee0637d08f98">
   <xsd:schema xmlns:xsd="http://www.w3.org/2001/XMLSchema" xmlns:xs="http://www.w3.org/2001/XMLSchema" xmlns:p="http://schemas.microsoft.com/office/2006/metadata/properties" xmlns:ns3="b85e7145-5d17-489a-9659-1beb765e2fce" xmlns:ns4="ca7ac28e-eeaf-4457-90d4-2278398e531e" targetNamespace="http://schemas.microsoft.com/office/2006/metadata/properties" ma:root="true" ma:fieldsID="73353381fa0bf6a58211966b847e9527" ns3:_="" ns4:_="">
     <xsd:import namespace="b85e7145-5d17-489a-9659-1beb765e2fce"/>
@@ -6934,35 +6976,26 @@
 </ct:contentTypeSchema>
 </file>
 
-<file path=customXml/item4.xml><?xml version="1.0" encoding="utf-8"?>
-<?mso-contentType ?>
-<FormTemplates xmlns="http://schemas.microsoft.com/sharepoint/v3/contenttype/forms">
-  <Display>DocumentLibraryForm</Display>
-  <Edit>DocumentLibraryForm</Edit>
-  <New>DocumentLibraryForm</New>
-</FormTemplates>
+<file path=customXml/itemProps1.xml><?xml version="1.0" encoding="utf-8"?>
+<ds:datastoreItem xmlns:ds="http://schemas.openxmlformats.org/officeDocument/2006/customXml" ds:itemID="{F4035C12-6B24-4FEA-BA29-0B88CCFC933E}">
+  <ds:schemaRefs/>
+</ds:datastoreItem>
 </file>
 
-<file path=customXml/itemProps1.xml><?xml version="1.0" encoding="utf-8"?>
+<file path=customXml/itemProps2.xml><?xml version="1.0" encoding="utf-8"?>
 <ds:datastoreItem xmlns:ds="http://schemas.openxmlformats.org/officeDocument/2006/customXml" ds:itemID="{8122A318-CD59-4069-81A4-EB01D2B830BA}">
   <ds:schemaRefs/>
 </ds:datastoreItem>
 </file>
 
-<file path=customXml/itemProps2.xml><?xml version="1.0" encoding="utf-8"?>
-<ds:datastoreItem xmlns:ds="http://schemas.openxmlformats.org/officeDocument/2006/customXml" ds:itemID="{F4035C12-6B24-4FEA-BA29-0B88CCFC933E}">
-  <ds:schemaRefs/>
-</ds:datastoreItem>
-</file>
-
 <file path=customXml/itemProps3.xml><?xml version="1.0" encoding="utf-8"?>
-<ds:datastoreItem xmlns:ds="http://schemas.openxmlformats.org/officeDocument/2006/customXml" ds:itemID="{765B04A1-2CDA-4C20-BBA2-E5ACE4908151}">
+<ds:datastoreItem xmlns:ds="http://schemas.openxmlformats.org/officeDocument/2006/customXml" ds:itemID="{B58AF498-6A51-4E05-9DFE-D23F181CA660}">
   <ds:schemaRefs/>
 </ds:datastoreItem>
 </file>
 
 <file path=customXml/itemProps4.xml><?xml version="1.0" encoding="utf-8"?>
-<ds:datastoreItem xmlns:ds="http://schemas.openxmlformats.org/officeDocument/2006/customXml" ds:itemID="{B58AF498-6A51-4E05-9DFE-D23F181CA660}">
+<ds:datastoreItem xmlns:ds="http://schemas.openxmlformats.org/officeDocument/2006/customXml" ds:itemID="{765B04A1-2CDA-4C20-BBA2-E5ACE4908151}">
   <ds:schemaRefs/>
 </ds:datastoreItem>
 </file>